--- a/41JP Jakist program ta testuvannja/4/JP_KNT-122_Onyshchenko_19_PR4.docx
+++ b/41JP Jakist program ta testuvannja/4/JP_KNT-122_Onyshchenko_19_PR4.docx
@@ -609,19 +609,7 @@
         <w:rPr>
           <w:lang w:val="uk-UA"/>
         </w:rPr>
-        <w:t>5. В чеклісті вказати назву та версію браузеру. Результат перевірки відзначити «Passed/Failed». Для «Failed» вказати в примітці або нотатках посилання на баг-репорт (5-7 шт</w:t>
-      </w:r>
-      <w:r>
-        <w:rPr>
-          <w:lang w:val="uk-UA"/>
-        </w:rPr>
-        <w:t>ук</w:t>
-      </w:r>
-      <w:r>
-        <w:rPr>
-          <w:lang w:val="uk-UA"/>
-        </w:rPr>
-        <w:t>), інші додати тему багу за принципом «Що? Де? Коли?».</w:t>
+        <w:t>5. В чеклісті вказати назву та версію браузеру. Результат перевірки відзначити «Passed/Failed». Для «Failed» вказати в примітці або нотатках посилання на баг-репорт (5-7 штук), інші додати тему багу за принципом «Що? Де? Коли?».</w:t>
       </w:r>
     </w:p>
     <w:p>
@@ -1048,6 +1036,63 @@
     </w:p>
     <w:p>
       <w:pPr>
+        <w:pStyle w:val="p1"/>
+        <w:rPr/>
+      </w:pPr>
+      <w:r>
+        <w:rPr/>
+      </w:r>
+    </w:p>
+    <w:p>
+      <w:pPr>
+        <w:pStyle w:val="p1"/>
+        <w:rPr/>
+      </w:pPr>
+      <w:r>
+        <w:rPr/>
+        <w:t>Дефектом зручності використання може бути:</w:t>
+      </w:r>
+    </w:p>
+    <w:p>
+      <w:pPr>
+        <w:pStyle w:val="p1"/>
+        <w:rPr/>
+      </w:pPr>
+      <w:r>
+        <w:rPr/>
+      </w:r>
+    </w:p>
+    <w:p>
+      <w:pPr>
+        <w:pStyle w:val="p1"/>
+        <w:rPr/>
+      </w:pPr>
+      <w:r>
+        <w:rPr/>
+        <w:t>- повільна робота;</w:t>
+      </w:r>
+    </w:p>
+    <w:p>
+      <w:pPr>
+        <w:pStyle w:val="p1"/>
+        <w:rPr/>
+      </w:pPr>
+      <w:r>
+        <w:rPr/>
+        <w:t>- не інтуїтивно зрозумілий інтерфейс.</w:t>
+      </w:r>
+    </w:p>
+    <w:p>
+      <w:pPr>
+        <w:pStyle w:val="p1"/>
+        <w:rPr/>
+      </w:pPr>
+      <w:r>
+        <w:rPr/>
+      </w:r>
+    </w:p>
+    <w:p>
+      <w:pPr>
         <w:pStyle w:val="h21"/>
         <w:rPr/>
       </w:pPr>
@@ -1058,12 +1103,59 @@
     </w:p>
     <w:p>
       <w:pPr>
+        <w:pStyle w:val="p1"/>
+        <w:rPr/>
+      </w:pPr>
+      <w:r>
+        <w:rPr/>
+      </w:r>
+    </w:p>
+    <w:p>
+      <w:pPr>
+        <w:pStyle w:val="p1"/>
+        <w:rPr/>
+      </w:pPr>
+      <w:r>
+        <w:rPr/>
+        <w:t>Нові пункти були додані згідно з функціоналом веб-застосунку.</w:t>
+      </w:r>
+    </w:p>
+    <w:p>
+      <w:pPr>
+        <w:pStyle w:val="p1"/>
+        <w:rPr/>
+      </w:pPr>
+      <w:r>
+        <w:rPr/>
+      </w:r>
+    </w:p>
+    <w:p>
+      <w:pPr>
         <w:pStyle w:val="h21"/>
         <w:rPr/>
       </w:pPr>
       <w:r>
         <w:rPr/>
-        <w:t>Якого принципу необхідно дотримуватися при поліпшенні зручності користування?</w:t>
+        <w:t>Обґрунтувати важливість тестування зручності використання</w:t>
+      </w:r>
+    </w:p>
+    <w:p>
+      <w:pPr>
+        <w:pStyle w:val="p1"/>
+        <w:rPr/>
+      </w:pPr>
+      <w:r>
+        <w:rPr/>
+      </w:r>
+    </w:p>
+    <w:p>
+      <w:pPr>
+        <w:pStyle w:val="p1"/>
+        <w:rPr/>
+      </w:pPr>
+      <w:r>
+        <w:rPr/>
+        <w:t>Тестування зручності використання корисне через те, що інтерфейс випробовується в умовах реального тестування.</w:t>
       </w:r>
     </w:p>
     <w:sectPr>
@@ -1523,8 +1615,8 @@
       <w:lang w:val="en-US"/>
     </w:rPr>
   </w:style>
-  <w:style w:type="character" w:styleId="user">
-    <w:name w:val="Маркери (user)"/>
+  <w:style w:type="character" w:styleId="Style14">
+    <w:name w:val="Маркери"/>
     <w:qFormat/>
     <w:rPr>
       <w:rFonts w:ascii="OpenSymbol" w:hAnsi="OpenSymbol" w:eastAsia="OpenSymbol" w:cs="OpenSymbol"/>
@@ -1538,7 +1630,7 @@
       <w:bCs/>
     </w:rPr>
   </w:style>
-  <w:style w:type="paragraph" w:styleId="Style14" w:customStyle="1">
+  <w:style w:type="paragraph" w:styleId="Style15" w:customStyle="1">
     <w:name w:val="Заголовок"/>
     <w:basedOn w:val="Normal"/>
     <w:next w:val="BodyText"/>
@@ -1589,7 +1681,7 @@
       <w:szCs w:val="24"/>
     </w:rPr>
   </w:style>
-  <w:style w:type="paragraph" w:styleId="Style15" w:customStyle="1">
+  <w:style w:type="paragraph" w:styleId="Style16" w:customStyle="1">
     <w:name w:val="Покажчик"/>
     <w:basedOn w:val="Normal"/>
     <w:uiPriority w:val="0"/>
@@ -1601,7 +1693,7 @@
       <w:rFonts w:cs="Lucida Sans"/>
     </w:rPr>
   </w:style>
-  <w:style w:type="paragraph" w:styleId="user1" w:customStyle="1">
+  <w:style w:type="paragraph" w:styleId="user" w:customStyle="1">
     <w:name w:val="Заголовок (user)"/>
     <w:basedOn w:val="Normal"/>
     <w:next w:val="BodyText"/>
@@ -1617,7 +1709,7 @@
       <w:szCs w:val="28"/>
     </w:rPr>
   </w:style>
-  <w:style w:type="paragraph" w:styleId="user2" w:customStyle="1">
+  <w:style w:type="paragraph" w:styleId="user1" w:customStyle="1">
     <w:name w:val="Покажчик (user)"/>
     <w:basedOn w:val="Normal"/>
     <w:uiPriority w:val="0"/>
